--- a/HTML quick styler document.docx
+++ b/HTML quick styler document.docx
@@ -1042,35 +1042,6 @@
     <w:p>
       <w:pPr>
         <w:rPr>
-          <w:lang w:val="en-US"/>
-        </w:rPr>
-      </w:pPr>
-    </w:p>
-    <w:p>
-      <w:pPr>
-        <w:jc w:val="center"/>
-        <w:rPr>
-          <w:rFonts w:ascii="Times New Roman" w:hAnsi="Times New Roman" w:cs="Times New Roman"/>
-          <w:b/>
-          <w:spacing w:val="-2"/>
-          <w:sz w:val="28"/>
-          <w:szCs w:val="18"/>
-        </w:rPr>
-      </w:pPr>
-      <w:r>
-        <w:rPr>
-          <w:rFonts w:ascii="Times New Roman" w:hAnsi="Times New Roman" w:cs="Times New Roman"/>
-          <w:b/>
-          <w:spacing w:val="-2"/>
-          <w:sz w:val="28"/>
-          <w:szCs w:val="18"/>
-        </w:rPr>
-        <w:t>CERTIFICATE</w:t>
-      </w:r>
-    </w:p>
-    <w:p>
-      <w:pPr>
-        <w:rPr>
           <w:b/>
           <w:spacing w:val="-2"/>
           <w:sz w:val="36"/>
@@ -1083,559 +1054,6 @@
           <w:b/>
           <w:spacing w:val="-2"/>
           <w:sz w:val="36"/>
-        </w:rPr>
-      </w:pPr>
-    </w:p>
-    <w:p>
-      <w:pPr>
-        <w:spacing w:line="360" w:lineRule="auto"/>
-        <w:ind w:firstLine="720"/>
-        <w:rPr>
-          <w:rFonts w:ascii="Times New Roman" w:hAnsi="Times New Roman" w:cs="Times New Roman"/>
-          <w:bCs/>
-          <w:spacing w:val="-2"/>
-          <w:sz w:val="26"/>
-          <w:szCs w:val="26"/>
-        </w:rPr>
-      </w:pPr>
-      <w:r>
-        <w:rPr>
-          <w:rFonts w:ascii="Times New Roman" w:hAnsi="Times New Roman" w:cs="Times New Roman"/>
-          <w:bCs/>
-          <w:spacing w:val="-2"/>
-          <w:sz w:val="26"/>
-          <w:szCs w:val="26"/>
-        </w:rPr>
-        <w:t xml:space="preserve">This is to certify that the project entitled as </w:t>
-      </w:r>
-      <w:r>
-        <w:rPr>
-          <w:rFonts w:ascii="Times New Roman" w:hAnsi="Times New Roman" w:cs="Times New Roman"/>
-          <w:b/>
-          <w:spacing w:val="-2"/>
-          <w:sz w:val="26"/>
-          <w:szCs w:val="26"/>
-        </w:rPr>
-        <w:t>“HTML QUICK STYLER ”</w:t>
-      </w:r>
-      <w:r>
-        <w:rPr>
-          <w:rFonts w:ascii="Times New Roman" w:hAnsi="Times New Roman" w:cs="Times New Roman"/>
-          <w:bCs/>
-          <w:spacing w:val="-2"/>
-          <w:sz w:val="26"/>
-          <w:szCs w:val="26"/>
-        </w:rPr>
-        <w:t xml:space="preserve"> is a bonafide work done by __________________________________, ___________________________________, __________________________________, ___________________________________</w:t>
-      </w:r>
-    </w:p>
-    <w:p>
-      <w:pPr>
-        <w:spacing w:line="360" w:lineRule="auto"/>
-        <w:jc w:val="both"/>
-        <w:rPr>
-          <w:rFonts w:ascii="Times New Roman" w:hAnsi="Times New Roman" w:cs="Times New Roman"/>
-          <w:bCs/>
-          <w:spacing w:val="-2"/>
-          <w:sz w:val="26"/>
-          <w:szCs w:val="26"/>
-        </w:rPr>
-      </w:pPr>
-      <w:r>
-        <w:rPr>
-          <w:rFonts w:ascii="Times New Roman" w:hAnsi="Times New Roman" w:cs="Times New Roman"/>
-          <w:bCs/>
-          <w:spacing w:val="-2"/>
-          <w:sz w:val="26"/>
-          <w:szCs w:val="26"/>
-        </w:rPr>
-        <w:t xml:space="preserve">for the </w:t>
-      </w:r>
-      <w:r>
-        <w:rPr>
-          <w:rFonts w:ascii="Times New Roman" w:hAnsi="Times New Roman" w:cs="Times New Roman"/>
-          <w:b/>
-          <w:spacing w:val="-2"/>
-          <w:sz w:val="26"/>
-          <w:szCs w:val="26"/>
-        </w:rPr>
-        <w:t>Naan Mudhalvan</w:t>
-      </w:r>
-      <w:r>
-        <w:rPr>
-          <w:rFonts w:ascii="Times New Roman" w:hAnsi="Times New Roman" w:cs="Times New Roman"/>
-          <w:bCs/>
-          <w:spacing w:val="-2"/>
-          <w:sz w:val="26"/>
-          <w:szCs w:val="26"/>
-        </w:rPr>
-        <w:t xml:space="preserve"> </w:t>
-      </w:r>
-      <w:r>
-        <w:rPr>
-          <w:rFonts w:ascii="Times New Roman" w:hAnsi="Times New Roman" w:cs="Times New Roman"/>
-          <w:b/>
-          <w:spacing w:val="-2"/>
-          <w:sz w:val="26"/>
-          <w:szCs w:val="26"/>
-        </w:rPr>
-        <w:t>Course (Agentic AI Application Development)</w:t>
-      </w:r>
-      <w:r>
-        <w:rPr>
-          <w:rFonts w:ascii="Times New Roman" w:hAnsi="Times New Roman" w:cs="Times New Roman"/>
-          <w:bCs/>
-          <w:spacing w:val="-2"/>
-          <w:sz w:val="26"/>
-          <w:szCs w:val="26"/>
-        </w:rPr>
-        <w:t xml:space="preserve"> in partial fulfillment of the requirements for the award of the degree in Bachelor of Computer Science during the academic year (VI Semester) 2025-2026.</w:t>
-      </w:r>
-    </w:p>
-    <w:p>
-      <w:pPr>
-        <w:spacing w:line="360" w:lineRule="auto"/>
-        <w:rPr>
-          <w:b/>
-          <w:spacing w:val="-2"/>
-          <w:sz w:val="36"/>
-        </w:rPr>
-      </w:pPr>
-    </w:p>
-    <w:p>
-      <w:pPr>
-        <w:spacing w:line="360" w:lineRule="auto"/>
-        <w:rPr>
-          <w:b/>
-          <w:spacing w:val="-2"/>
-          <w:sz w:val="36"/>
-        </w:rPr>
-      </w:pPr>
-    </w:p>
-    <w:p>
-      <w:pPr>
-        <w:spacing w:line="360" w:lineRule="auto"/>
-        <w:rPr>
-          <w:rFonts w:ascii="Times New Roman" w:hAnsi="Times New Roman" w:cs="Times New Roman"/>
-          <w:b/>
-          <w:spacing w:val="-2"/>
-          <w:sz w:val="28"/>
-          <w:szCs w:val="18"/>
-        </w:rPr>
-      </w:pPr>
-      <w:r>
-        <w:rPr>
-          <w:rFonts w:ascii="Times New Roman" w:hAnsi="Times New Roman" w:cs="Times New Roman"/>
-          <w:b/>
-          <w:spacing w:val="-2"/>
-          <w:sz w:val="28"/>
-          <w:szCs w:val="18"/>
-        </w:rPr>
-        <w:t>Place:</w:t>
-      </w:r>
-    </w:p>
-    <w:p>
-      <w:pPr>
-        <w:spacing w:line="360" w:lineRule="auto"/>
-        <w:rPr>
-          <w:rFonts w:ascii="Times New Roman" w:hAnsi="Times New Roman" w:cs="Times New Roman"/>
-          <w:b/>
-          <w:spacing w:val="-2"/>
-          <w:sz w:val="28"/>
-          <w:szCs w:val="18"/>
-        </w:rPr>
-      </w:pPr>
-      <w:r>
-        <w:rPr>
-          <w:rFonts w:ascii="Times New Roman" w:hAnsi="Times New Roman" w:cs="Times New Roman"/>
-          <w:b/>
-          <w:spacing w:val="-2"/>
-          <w:sz w:val="28"/>
-          <w:szCs w:val="18"/>
-        </w:rPr>
-        <w:t>Date:</w:t>
-      </w:r>
-    </w:p>
-    <w:p>
-      <w:pPr>
-        <w:spacing w:line="360" w:lineRule="auto"/>
-        <w:rPr>
-          <w:rFonts w:ascii="Times New Roman" w:hAnsi="Times New Roman" w:cs="Times New Roman"/>
-          <w:b/>
-          <w:spacing w:val="-2"/>
-          <w:sz w:val="28"/>
-          <w:szCs w:val="18"/>
-        </w:rPr>
-      </w:pPr>
-    </w:p>
-    <w:p>
-      <w:pPr>
-        <w:spacing w:line="360" w:lineRule="auto"/>
-        <w:rPr>
-          <w:rFonts w:ascii="Times New Roman" w:hAnsi="Times New Roman" w:cs="Times New Roman"/>
-          <w:b/>
-          <w:spacing w:val="-2"/>
-          <w:sz w:val="28"/>
-          <w:szCs w:val="18"/>
-        </w:rPr>
-      </w:pPr>
-    </w:p>
-    <w:p>
-      <w:pPr>
-        <w:spacing w:line="360" w:lineRule="auto"/>
-        <w:rPr>
-          <w:rFonts w:ascii="Times New Roman" w:hAnsi="Times New Roman" w:cs="Times New Roman"/>
-          <w:b/>
-          <w:spacing w:val="-2"/>
-          <w:sz w:val="28"/>
-          <w:szCs w:val="18"/>
-        </w:rPr>
-      </w:pPr>
-    </w:p>
-    <w:p>
-      <w:pPr>
-        <w:spacing w:line="360" w:lineRule="auto"/>
-        <w:rPr>
-          <w:rFonts w:ascii="Times New Roman" w:hAnsi="Times New Roman" w:cs="Times New Roman"/>
-          <w:b/>
-          <w:spacing w:val="-2"/>
-          <w:sz w:val="28"/>
-          <w:szCs w:val="18"/>
-        </w:rPr>
-      </w:pPr>
-      <w:r>
-        <w:rPr>
-          <w:rFonts w:ascii="Times New Roman" w:hAnsi="Times New Roman" w:cs="Times New Roman"/>
-          <w:b/>
-          <w:spacing w:val="-2"/>
-          <w:sz w:val="28"/>
-          <w:szCs w:val="18"/>
-        </w:rPr>
-        <w:t>Signature of the H.O.D</w:t>
-      </w:r>
-      <w:r>
-        <w:rPr>
-          <w:rFonts w:ascii="Times New Roman" w:hAnsi="Times New Roman" w:cs="Times New Roman"/>
-          <w:b/>
-          <w:spacing w:val="-2"/>
-          <w:sz w:val="28"/>
-          <w:szCs w:val="18"/>
-        </w:rPr>
-        <w:tab/>
-      </w:r>
-      <w:r>
-        <w:rPr>
-          <w:rFonts w:ascii="Times New Roman" w:hAnsi="Times New Roman" w:cs="Times New Roman"/>
-          <w:b/>
-          <w:spacing w:val="-2"/>
-          <w:sz w:val="28"/>
-          <w:szCs w:val="18"/>
-        </w:rPr>
-        <w:tab/>
-      </w:r>
-      <w:r>
-        <w:rPr>
-          <w:rFonts w:ascii="Times New Roman" w:hAnsi="Times New Roman" w:cs="Times New Roman"/>
-          <w:b/>
-          <w:spacing w:val="-2"/>
-          <w:sz w:val="28"/>
-          <w:szCs w:val="18"/>
-        </w:rPr>
-        <w:tab/>
-      </w:r>
-      <w:r>
-        <w:rPr>
-          <w:rFonts w:ascii="Times New Roman" w:hAnsi="Times New Roman" w:cs="Times New Roman"/>
-          <w:b/>
-          <w:spacing w:val="-2"/>
-          <w:sz w:val="28"/>
-          <w:szCs w:val="18"/>
-        </w:rPr>
-        <w:tab/>
-      </w:r>
-      <w:r>
-        <w:rPr>
-          <w:rFonts w:ascii="Times New Roman" w:hAnsi="Times New Roman" w:cs="Times New Roman"/>
-          <w:b/>
-          <w:spacing w:val="-2"/>
-          <w:sz w:val="28"/>
-          <w:szCs w:val="18"/>
-        </w:rPr>
-        <w:tab/>
-      </w:r>
-      <w:r>
-        <w:rPr>
-          <w:rFonts w:ascii="Times New Roman" w:hAnsi="Times New Roman" w:cs="Times New Roman"/>
-          <w:b/>
-          <w:spacing w:val="-2"/>
-          <w:sz w:val="28"/>
-          <w:szCs w:val="18"/>
-        </w:rPr>
-        <w:tab/>
-      </w:r>
-      <w:r>
-        <w:rPr>
-          <w:rFonts w:ascii="Times New Roman" w:hAnsi="Times New Roman" w:cs="Times New Roman"/>
-          <w:b/>
-          <w:spacing w:val="-2"/>
-          <w:sz w:val="28"/>
-          <w:szCs w:val="18"/>
-        </w:rPr>
-        <w:tab/>
-      </w:r>
-      <w:r>
-        <w:rPr>
-          <w:rFonts w:ascii="Times New Roman" w:hAnsi="Times New Roman" w:cs="Times New Roman"/>
-          <w:b/>
-          <w:spacing w:val="-2"/>
-          <w:sz w:val="28"/>
-          <w:szCs w:val="18"/>
-        </w:rPr>
-        <w:tab/>
-        <w:t>SPOC</w:t>
-      </w:r>
-    </w:p>
-    <w:p>
-      <w:pPr>
-        <w:spacing w:line="360" w:lineRule="auto"/>
-        <w:rPr>
-          <w:rFonts w:ascii="Times New Roman" w:hAnsi="Times New Roman" w:cs="Times New Roman"/>
-          <w:b/>
-          <w:spacing w:val="-2"/>
-          <w:sz w:val="28"/>
-          <w:szCs w:val="18"/>
-        </w:rPr>
-      </w:pPr>
-      <w:r>
-        <w:rPr>
-          <w:rFonts w:ascii="Times New Roman" w:hAnsi="Times New Roman" w:cs="Times New Roman"/>
-          <w:b/>
-          <w:spacing w:val="-2"/>
-          <w:sz w:val="28"/>
-          <w:szCs w:val="18"/>
-        </w:rPr>
-        <w:tab/>
-      </w:r>
-      <w:r>
-        <w:rPr>
-          <w:rFonts w:ascii="Times New Roman" w:hAnsi="Times New Roman" w:cs="Times New Roman"/>
-          <w:b/>
-          <w:spacing w:val="-2"/>
-          <w:sz w:val="28"/>
-          <w:szCs w:val="18"/>
-        </w:rPr>
-        <w:tab/>
-      </w:r>
-    </w:p>
-    <w:p>
-      <w:pPr>
-        <w:spacing w:line="360" w:lineRule="auto"/>
-        <w:rPr>
-          <w:rFonts w:ascii="Times New Roman" w:hAnsi="Times New Roman" w:cs="Times New Roman"/>
-          <w:b/>
-          <w:spacing w:val="-2"/>
-          <w:sz w:val="28"/>
-          <w:szCs w:val="18"/>
-        </w:rPr>
-      </w:pPr>
-    </w:p>
-    <w:p>
-      <w:pPr>
-        <w:spacing w:line="360" w:lineRule="auto"/>
-        <w:rPr>
-          <w:rFonts w:ascii="Times New Roman" w:hAnsi="Times New Roman" w:cs="Times New Roman"/>
-          <w:b/>
-          <w:spacing w:val="-2"/>
-          <w:sz w:val="28"/>
-          <w:szCs w:val="18"/>
-        </w:rPr>
-      </w:pPr>
-    </w:p>
-    <w:p>
-      <w:pPr>
-        <w:spacing w:line="360" w:lineRule="auto"/>
-        <w:jc w:val="both"/>
-        <w:rPr>
-          <w:rFonts w:ascii="Times New Roman" w:hAnsi="Times New Roman" w:cs="Times New Roman"/>
-          <w:bCs/>
-          <w:spacing w:val="-2"/>
-          <w:sz w:val="26"/>
-          <w:szCs w:val="26"/>
-        </w:rPr>
-      </w:pPr>
-      <w:r>
-        <w:rPr>
-          <w:rFonts w:ascii="Times New Roman" w:hAnsi="Times New Roman" w:cs="Times New Roman"/>
-          <w:bCs/>
-          <w:spacing w:val="-2"/>
-          <w:sz w:val="26"/>
-          <w:szCs w:val="26"/>
-        </w:rPr>
-        <w:t>Submitted for the Naan Mudhalvan university Examination held on ________________ at the Department of Computer Science, Annai Hajira Women’s College, Tirunelveli.</w:t>
-      </w:r>
-    </w:p>
-    <w:p>
-      <w:pPr>
-        <w:spacing w:line="360" w:lineRule="auto"/>
-        <w:rPr>
-          <w:rFonts w:ascii="Times New Roman" w:hAnsi="Times New Roman" w:cs="Times New Roman"/>
-          <w:bCs/>
-          <w:spacing w:val="-2"/>
-          <w:sz w:val="24"/>
-          <w:szCs w:val="24"/>
-        </w:rPr>
-      </w:pPr>
-    </w:p>
-    <w:p>
-      <w:pPr>
-        <w:spacing w:line="360" w:lineRule="auto"/>
-        <w:rPr>
-          <w:rFonts w:ascii="Times New Roman" w:hAnsi="Times New Roman" w:cs="Times New Roman"/>
-          <w:bCs/>
-          <w:spacing w:val="-2"/>
-          <w:sz w:val="24"/>
-          <w:szCs w:val="24"/>
-        </w:rPr>
-      </w:pPr>
-    </w:p>
-    <w:p>
-      <w:pPr>
-        <w:spacing w:line="360" w:lineRule="auto"/>
-        <w:rPr>
-          <w:rFonts w:ascii="Times New Roman" w:hAnsi="Times New Roman" w:cs="Times New Roman"/>
-          <w:bCs/>
-          <w:spacing w:val="-2"/>
-          <w:sz w:val="24"/>
-          <w:szCs w:val="24"/>
-        </w:rPr>
-      </w:pPr>
-    </w:p>
-    <w:p>
-      <w:pPr>
-        <w:spacing w:line="360" w:lineRule="auto"/>
-        <w:rPr>
-          <w:rFonts w:ascii="Times New Roman" w:hAnsi="Times New Roman" w:cs="Times New Roman"/>
-          <w:bCs/>
-          <w:spacing w:val="-2"/>
-          <w:sz w:val="24"/>
-          <w:szCs w:val="24"/>
-        </w:rPr>
-      </w:pPr>
-    </w:p>
-    <w:p>
-      <w:pPr>
-        <w:spacing w:line="360" w:lineRule="auto"/>
-        <w:rPr>
-          <w:rFonts w:ascii="Times New Roman" w:hAnsi="Times New Roman" w:cs="Times New Roman"/>
-          <w:bCs/>
-          <w:spacing w:val="-2"/>
-          <w:sz w:val="24"/>
-          <w:szCs w:val="24"/>
-        </w:rPr>
-      </w:pPr>
-    </w:p>
-    <w:p>
-      <w:pPr>
-        <w:spacing w:line="240" w:lineRule="auto"/>
-        <w:jc w:val="center"/>
-        <w:rPr>
-          <w:rFonts w:ascii="Times New Roman" w:eastAsia="Times New Roman" w:hAnsi="Times New Roman" w:cs="Times New Roman"/>
-          <w:b/>
-          <w:bCs/>
-          <w:sz w:val="36"/>
-          <w:szCs w:val="36"/>
-        </w:rPr>
-      </w:pPr>
-      <w:r>
-        <w:rPr>
-          <w:rFonts w:ascii="Times New Roman" w:hAnsi="Times New Roman" w:cs="Times New Roman"/>
-          <w:b/>
-          <w:spacing w:val="-2"/>
-          <w:sz w:val="28"/>
-          <w:szCs w:val="28"/>
-        </w:rPr>
-        <w:t>Principal</w:t>
-      </w:r>
-      <w:r>
-        <w:rPr>
-          <w:rFonts w:ascii="Times New Roman" w:hAnsi="Times New Roman" w:cs="Times New Roman"/>
-          <w:b/>
-          <w:spacing w:val="-2"/>
-          <w:sz w:val="28"/>
-          <w:szCs w:val="28"/>
-        </w:rPr>
-        <w:tab/>
-      </w:r>
-      <w:r>
-        <w:rPr>
-          <w:rFonts w:ascii="Times New Roman" w:hAnsi="Times New Roman" w:cs="Times New Roman"/>
-          <w:b/>
-          <w:spacing w:val="-2"/>
-          <w:sz w:val="28"/>
-          <w:szCs w:val="28"/>
-        </w:rPr>
-        <w:tab/>
-      </w:r>
-      <w:r>
-        <w:rPr>
-          <w:rFonts w:ascii="Times New Roman" w:hAnsi="Times New Roman" w:cs="Times New Roman"/>
-          <w:b/>
-          <w:spacing w:val="-2"/>
-          <w:sz w:val="28"/>
-          <w:szCs w:val="28"/>
-        </w:rPr>
-        <w:tab/>
-      </w:r>
-      <w:r>
-        <w:rPr>
-          <w:rFonts w:ascii="Times New Roman" w:hAnsi="Times New Roman" w:cs="Times New Roman"/>
-          <w:b/>
-          <w:spacing w:val="-2"/>
-          <w:sz w:val="28"/>
-          <w:szCs w:val="28"/>
-        </w:rPr>
-        <w:tab/>
-      </w:r>
-      <w:r>
-        <w:rPr>
-          <w:rFonts w:ascii="Times New Roman" w:hAnsi="Times New Roman" w:cs="Times New Roman"/>
-          <w:b/>
-          <w:spacing w:val="-2"/>
-          <w:sz w:val="28"/>
-          <w:szCs w:val="28"/>
-        </w:rPr>
-        <w:tab/>
-      </w:r>
-      <w:r>
-        <w:rPr>
-          <w:rFonts w:ascii="Times New Roman" w:hAnsi="Times New Roman" w:cs="Times New Roman"/>
-          <w:b/>
-          <w:spacing w:val="-2"/>
-          <w:sz w:val="28"/>
-          <w:szCs w:val="28"/>
-        </w:rPr>
-        <w:tab/>
-      </w:r>
-      <w:r>
-        <w:rPr>
-          <w:rFonts w:ascii="Times New Roman" w:hAnsi="Times New Roman" w:cs="Times New Roman"/>
-          <w:b/>
-          <w:spacing w:val="-2"/>
-          <w:sz w:val="28"/>
-          <w:szCs w:val="28"/>
-        </w:rPr>
-        <w:tab/>
-        <w:t>External Examiner</w:t>
-      </w:r>
-    </w:p>
-    <w:p/>
-    <w:p>
-      <w:pPr>
-        <w:rPr>
-          <w:rFonts w:ascii="Times New Roman" w:eastAsia="Times New Roman" w:hAnsi="Times New Roman" w:cs="Times New Roman"/>
-          <w:b/>
-          <w:sz w:val="36"/>
-          <w:szCs w:val="36"/>
         </w:rPr>
       </w:pPr>
     </w:p>
